--- a/tillsyn/A 6485-2026 tillsynsbegäran.docx
+++ b/tillsyn/A 6485-2026 tillsynsbegäran.docx
@@ -1165,7 +1165,7 @@
     <w:r>
       <w:tab/>
       <w:tab/>
-      <w:t>2026-03-17</w:t>
+      <w:t>2026-03-18</w:t>
       <w:br/>
       <w:br/>
     </w:r>

--- a/tillsyn/A 6485-2026 tillsynsbegäran.docx
+++ b/tillsyn/A 6485-2026 tillsynsbegäran.docx
@@ -1165,7 +1165,7 @@
     <w:r>
       <w:tab/>
       <w:tab/>
-      <w:t>2026-03-18</w:t>
+      <w:t>2026-03-19</w:t>
       <w:br/>
       <w:br/>
     </w:r>

--- a/tillsyn/A 6485-2026 tillsynsbegäran.docx
+++ b/tillsyn/A 6485-2026 tillsynsbegäran.docx
@@ -1165,7 +1165,7 @@
     <w:r>
       <w:tab/>
       <w:tab/>
-      <w:t>2026-03-19</w:t>
+      <w:t>2026-03-20</w:t>
       <w:br/>
       <w:br/>
     </w:r>

--- a/tillsyn/A 6485-2026 tillsynsbegäran.docx
+++ b/tillsyn/A 6485-2026 tillsynsbegäran.docx
@@ -1165,7 +1165,7 @@
     <w:r>
       <w:tab/>
       <w:tab/>
-      <w:t>2026-03-20</w:t>
+      <w:t>2026-03-21</w:t>
       <w:br/>
       <w:br/>
     </w:r>

--- a/tillsyn/A 6485-2026 tillsynsbegäran.docx
+++ b/tillsyn/A 6485-2026 tillsynsbegäran.docx
@@ -1165,7 +1165,7 @@
     <w:r>
       <w:tab/>
       <w:tab/>
-      <w:t>2026-03-21</w:t>
+      <w:t>2026-03-22</w:t>
       <w:br/>
       <w:br/>
     </w:r>

--- a/tillsyn/A 6485-2026 tillsynsbegäran.docx
+++ b/tillsyn/A 6485-2026 tillsynsbegäran.docx
@@ -1165,7 +1165,7 @@
     <w:r>
       <w:tab/>
       <w:tab/>
-      <w:t>2026-03-22</w:t>
+      <w:t>2026-03-23</w:t>
       <w:br/>
       <w:br/>
     </w:r>

--- a/tillsyn/A 6485-2026 tillsynsbegäran.docx
+++ b/tillsyn/A 6485-2026 tillsynsbegäran.docx
@@ -1165,7 +1165,7 @@
     <w:r>
       <w:tab/>
       <w:tab/>
-      <w:t>2026-03-23</w:t>
+      <w:t>2026-03-24</w:t>
       <w:br/>
       <w:br/>
     </w:r>

--- a/tillsyn/A 6485-2026 tillsynsbegäran.docx
+++ b/tillsyn/A 6485-2026 tillsynsbegäran.docx
@@ -1165,7 +1165,7 @@
     <w:r>
       <w:tab/>
       <w:tab/>
-      <w:t>2026-03-24</w:t>
+      <w:t>2026-03-25</w:t>
       <w:br/>
       <w:br/>
     </w:r>

--- a/tillsyn/A 6485-2026 tillsynsbegäran.docx
+++ b/tillsyn/A 6485-2026 tillsynsbegäran.docx
@@ -1165,7 +1165,7 @@
     <w:r>
       <w:tab/>
       <w:tab/>
-      <w:t>2026-03-25</w:t>
+      <w:t>2026-03-26</w:t>
       <w:br/>
       <w:br/>
     </w:r>

--- a/tillsyn/A 6485-2026 tillsynsbegäran.docx
+++ b/tillsyn/A 6485-2026 tillsynsbegäran.docx
@@ -1165,7 +1165,7 @@
     <w:r>
       <w:tab/>
       <w:tab/>
-      <w:t>2026-03-26</w:t>
+      <w:t>2026-03-27</w:t>
       <w:br/>
       <w:br/>
     </w:r>

--- a/tillsyn/A 6485-2026 tillsynsbegäran.docx
+++ b/tillsyn/A 6485-2026 tillsynsbegäran.docx
@@ -1165,7 +1165,7 @@
     <w:r>
       <w:tab/>
       <w:tab/>
-      <w:t>2026-03-27</w:t>
+      <w:t>2026-03-28</w:t>
       <w:br/>
       <w:br/>
     </w:r>

--- a/tillsyn/A 6485-2026 tillsynsbegäran.docx
+++ b/tillsyn/A 6485-2026 tillsynsbegäran.docx
@@ -1165,7 +1165,7 @@
     <w:r>
       <w:tab/>
       <w:tab/>
-      <w:t>2026-03-28</w:t>
+      <w:t>2026-03-29</w:t>
       <w:br/>
       <w:br/>
     </w:r>

--- a/tillsyn/A 6485-2026 tillsynsbegäran.docx
+++ b/tillsyn/A 6485-2026 tillsynsbegäran.docx
@@ -1165,7 +1165,7 @@
     <w:r>
       <w:tab/>
       <w:tab/>
-      <w:t>2026-03-29</w:t>
+      <w:t>2026-03-30</w:t>
       <w:br/>
       <w:br/>
     </w:r>

--- a/tillsyn/A 6485-2026 tillsynsbegäran.docx
+++ b/tillsyn/A 6485-2026 tillsynsbegäran.docx
@@ -1165,7 +1165,7 @@
     <w:r>
       <w:tab/>
       <w:tab/>
-      <w:t>2026-03-30</w:t>
+      <w:t>2026-03-31</w:t>
       <w:br/>
       <w:br/>
     </w:r>

--- a/tillsyn/A 6485-2026 tillsynsbegäran.docx
+++ b/tillsyn/A 6485-2026 tillsynsbegäran.docx
@@ -1165,7 +1165,7 @@
     <w:r>
       <w:tab/>
       <w:tab/>
-      <w:t>2026-03-31</w:t>
+      <w:t>2026-04-01</w:t>
       <w:br/>
       <w:br/>
     </w:r>

--- a/tillsyn/A 6485-2026 tillsynsbegäran.docx
+++ b/tillsyn/A 6485-2026 tillsynsbegäran.docx
@@ -1165,7 +1165,7 @@
     <w:r>
       <w:tab/>
       <w:tab/>
-      <w:t>2026-04-01</w:t>
+      <w:t>2026-04-02</w:t>
       <w:br/>
       <w:br/>
     </w:r>
